--- a/Documentations/Feedback_Triage_Report.docx
+++ b/Documentations/Feedback_Triage_Report.docx
@@ -35,7 +35,7 @@
           <w:i/>
           <w:sz w:val="22"/>
         </w:rPr>
-        <w:t>Priority listing of tester/clinician feedback items, TSK-001 – TSK-028 — dev-deploy-shafik-2</w:t>
+        <w:t>Priority listing of tester/clinician feedback items, TSK-001 – TSK-030 — nyunt/dev-W7.1 (live branch)</w:t>
       </w:r>
     </w:p>
     <w:p>
@@ -56,11 +56,9 @@
         <w:rPr>
           <w:b/>
         </w:rPr>
-        <w:t xml:space="preserve">Carried over from shafik_nyunt_2_integration, re-verified against this branch: </w:t>
+        <w:t>Carried over from shafik_nyunt_2_integration, re-verified against this branch (nyunt/dev-W7.1): TSK-001 – TSK-013 statuses were re-checked directly against this branch's current code and are unchanged (OTP is still disabled via the same TEMP-OTP-DISABLED block, confirmed in Cybersecurity_Protocol_Document.docx §4.2). TSK-014 – TSK-021 (backlog) were re-checked individually -- most remain genuinely un-built, one (TSK-020) is partially addressed by newer work, noted inline below. TSK-022 – TSK-028 were originally triaged on dev-deploy-shafik-2, but every one of their evidence commits predates that branch's fork point from this line of development (commit d38ff71, 2026-07-24) -- re-verified as equally present and unchanged on nyunt/dev-W7.1, with one update: TSK-025 (help assistant) has grown since, see its row in §3. TSK-029 – TSK-030 are new: feature work that landed on nyunt/dev-W7.1 after the fork and was never triaged against any TSK number, because it doesn't exist on dev-deploy-shafik-2 at all.</w:t>
       </w:r>
-      <w:r>
-        <w:t>TSK-001 – TSK-013 statuses were re-checked directly against this branch's current code and are unchanged (OTP is still disabled via the same TEMP-OTP-DISABLED block, confirmed in Cybersecurity_Protocol_Document.docx §4.2). TSK-014 – TSK-021 (backlog) were re-checked individually -- most remain genuinely un-built, one (TSK-020) is partially addressed by newer work, noted inline below. TSK-022 – TSK-028 are new items for feature work that landed on this branch after the original report was written and were never triaged against any TSK number.</w:t>
-      </w:r>
+      <w:r/>
     </w:p>
     <w:p>
       <w:pPr>
@@ -303,7 +301,7 @@
         <w:pStyle w:val="Heading1"/>
       </w:pPr>
       <w:r>
-        <w:t>3. New Items Since the Last Report (TSK-022 – TSK-028)</w:t>
+        <w:t>3. New Items Since the Last Report (TSK-022 – TSK-030)</w:t>
       </w:r>
     </w:p>
     <w:tbl>
@@ -727,7 +725,7 @@
               <w:rPr>
                 <w:sz w:val="18"/>
               </w:rPr>
-              <w:t>d38ff71 (2026-07-24). src/js/shared/helpMatcher.js + helpTopics.js, local rules-based matcher (confirmed no external network calls, Cybersecurity_Protocol_Document.docx §6.4). Covered by helpBot.test.mjs (71 tests) -- but has no standing UAT-xx case; see Traceability_Document.docx.</w:t>
+              <w:t>d38ff71 (2026-07-24). src/js/shared/helpMatcher.js + helpTopics.js, local rules-based matcher (confirmed no external network calls, Cybersecurity_Protocol_Document.docx §6.4). Expanded twice since on this branch: FAQ/fallback-guidance (d583fbb, 2026-07-27) and reveal controls (e621194, 2026-07-28). Covered by helpBot.test.mjs (94 tests) -- but has no standing UAT-xx case; see Traceability_Document.docx.</w:t>
             </w:r>
           </w:p>
         </w:tc>
@@ -968,6 +966,166 @@
                 <w:sz w:val="18"/>
               </w:rPr>
               <w:t>6e72c8e (2026-07-22). Search field hides on mobile rather than compressing to icons as TSK-020 originally specified -- re-verify against TSK-020's original mobile intent before closing that item outright.</w:t>
+            </w:r>
+          </w:p>
+        </w:tc>
+      </w:tr>
+      <w:tr>
+        <w:tc>
+          <w:tcPr>
+            <w:tcW w:type="dxa" w:w="864"/>
+          </w:tcPr>
+          <w:p>
+            <w:r>
+              <w:rPr>
+                <w:sz w:val="18"/>
+              </w:rPr>
+              <w:t>TSK-029</w:t>
+            </w:r>
+          </w:p>
+        </w:tc>
+        <w:tc>
+          <w:tcPr>
+            <w:tcW w:type="dxa" w:w="1440"/>
+          </w:tcPr>
+          <w:p>
+            <w:r>
+              <w:rPr>
+                <w:sz w:val="18"/>
+              </w:rPr>
+              <w:t>3D Viewer / Case Details</w:t>
+            </w:r>
+          </w:p>
+        </w:tc>
+        <w:tc>
+          <w:tcPr>
+            <w:tcW w:type="dxa" w:w="2736"/>
+          </w:tcPr>
+          <w:p>
+            <w:r>
+              <w:rPr>
+                <w:sz w:val="18"/>
+              </w:rPr>
+              <w:t>Add template jaw loading modal (drag-and-drop file upload) and redesign the 3D viewer layout to full-viewport width with a command-dock control UI</w:t>
+            </w:r>
+          </w:p>
+        </w:tc>
+        <w:tc>
+          <w:tcPr>
+            <w:tcW w:type="dxa" w:w="864"/>
+          </w:tcPr>
+          <w:p>
+            <w:r>
+              <w:rPr>
+                <w:sz w:val="18"/>
+              </w:rPr>
+              <w:t>Feature</w:t>
+            </w:r>
+          </w:p>
+        </w:tc>
+        <w:tc>
+          <w:tcPr>
+            <w:tcW w:type="dxa" w:w="1584"/>
+          </w:tcPr>
+          <w:p>
+            <w:r>
+              <w:rPr>
+                <w:sz w:val="18"/>
+              </w:rPr>
+              <w:t>Completed</w:t>
+            </w:r>
+          </w:p>
+        </w:tc>
+        <w:tc>
+          <w:tcPr>
+            <w:tcW w:type="dxa" w:w="3744"/>
+          </w:tcPr>
+          <w:p>
+            <w:r>
+              <w:rPr>
+                <w:sz w:val="18"/>
+              </w:rPr>
+              <w:t>c749f2c (2026-07-24). Largest single-commit surface on this branch since the fork from dev-deploy-shafik-2 -- also touches src/js/2D/2DAnnotation.js, instructionEditor.js, mergeInstructions.js, preview3D.js, viewerShell.js, notifications.js. No dedicated automated test; recommend a manual UAT-07/UAT-08 pass before sign-off.</w:t>
+            </w:r>
+          </w:p>
+        </w:tc>
+      </w:tr>
+      <w:tr>
+        <w:tc>
+          <w:tcPr>
+            <w:tcW w:type="dxa" w:w="864"/>
+          </w:tcPr>
+          <w:p>
+            <w:r>
+              <w:rPr>
+                <w:sz w:val="18"/>
+              </w:rPr>
+              <w:t>TSK-030</w:t>
+            </w:r>
+          </w:p>
+        </w:tc>
+        <w:tc>
+          <w:tcPr>
+            <w:tcW w:type="dxa" w:w="1440"/>
+          </w:tcPr>
+          <w:p>
+            <w:r>
+              <w:rPr>
+                <w:sz w:val="18"/>
+              </w:rPr>
+              <w:t>Case Management / 2D Annotation</w:t>
+            </w:r>
+          </w:p>
+        </w:tc>
+        <w:tc>
+          <w:tcPr>
+            <w:tcW w:type="dxa" w:w="2736"/>
+          </w:tcPr>
+          <w:p>
+            <w:r>
+              <w:rPr>
+                <w:sz w:val="18"/>
+              </w:rPr>
+              <w:t>Unify scrolling behavior in case-details detail panels to a single inner scroll region and adjust the component tab-strip touch-device breakpoint (1023px -&gt; 1200px)</w:t>
+            </w:r>
+          </w:p>
+        </w:tc>
+        <w:tc>
+          <w:tcPr>
+            <w:tcW w:type="dxa" w:w="864"/>
+          </w:tcPr>
+          <w:p>
+            <w:r>
+              <w:rPr>
+                <w:sz w:val="18"/>
+              </w:rPr>
+              <w:t>Improvement</w:t>
+            </w:r>
+          </w:p>
+        </w:tc>
+        <w:tc>
+          <w:tcPr>
+            <w:tcW w:type="dxa" w:w="1584"/>
+          </w:tcPr>
+          <w:p>
+            <w:r>
+              <w:rPr>
+                <w:sz w:val="18"/>
+              </w:rPr>
+              <w:t>Completed</w:t>
+            </w:r>
+          </w:p>
+        </w:tc>
+        <w:tc>
+          <w:tcPr>
+            <w:tcW w:type="dxa" w:w="3744"/>
+          </w:tcPr>
+          <w:p>
+            <w:r>
+              <w:rPr>
+                <w:sz w:val="18"/>
+              </w:rPr>
+              <w:t>bdd9a74 (2026-07-25). css/2Dannotation.css, css/case_list.css only -- CSS/layout change, no JS logic touched. No dedicated automated test; recommend a manual UAT-02/UAT-06/UAT-12 responsive pass to confirm tablet-breakpoint behavior.</w:t>
             </w:r>
           </w:p>
         </w:tc>
@@ -3152,7 +3310,7 @@
         <w:pStyle w:val="ListBullet"/>
       </w:pPr>
       <w:r>
-        <w:t>Completed (new this round, §3): TSK-022, TSK-023, TSK-024, TSK-025, TSK-026, TSK-027, TSK-028.</w:t>
+        <w:t>Completed (new this round, §3): TSK-022, TSK-023, TSK-024, TSK-025, TSK-026, TSK-027, TSK-028, TSK-029, TSK-030.</w:t>
       </w:r>
     </w:p>
     <w:p>
@@ -3308,7 +3466,7 @@
               <w:rPr>
                 <w:sz w:val="18"/>
               </w:rPr>
-              <w:t>dev-deploy-shafik-2</w:t>
+              <w:t>nyunt/dev-W7.1 (live branch)</w:t>
             </w:r>
           </w:p>
         </w:tc>
@@ -3336,7 +3494,7 @@
               <w:rPr>
                 <w:sz w:val="18"/>
               </w:rPr>
-              <w:t>24 July 2026</w:t>
+              <w:t>31 July 2026</w:t>
             </w:r>
           </w:p>
         </w:tc>
@@ -3392,7 +3550,7 @@
               <w:rPr>
                 <w:sz w:val="18"/>
               </w:rPr>
-              <w:t>28 (17 Completed, 1 Not-a-Bug/Closed, 2 Open engineering, 1 Deferred/KIV, 7 Backlog)</w:t>
+              <w:t>30 (19 Completed, 1 Not-a-Bug/Closed, 2 Open engineering, 1 Deferred/KIV, 7 Backlog)</w:t>
             </w:r>
           </w:p>
         </w:tc>
